--- a/app/documents/case_2.docx
+++ b/app/documents/case_2.docx
@@ -35,7 +35,7 @@
           <v:shape id="_x0000_s2051" type="#_x0000_t75" style="position:absolute;margin-left:164.35pt;margin-top:-6.45pt;width:78.8pt;height:90pt;z-index:251661312;mso-position-horizontal-relative:text;mso-position-vertical-relative:text" fillcolor="window">
             <v:imagedata r:id="rId6" o:title=""/>
           </v:shape>
-          <o:OLEObject Type="Embed" ProgID="PBrush" ShapeID="_x0000_s2051" DrawAspect="Content" ObjectID="_1836418885" r:id="rId7"/>
+          <o:OLEObject Type="Embed" ProgID="PBrush" ShapeID="_x0000_s2051" DrawAspect="Content" ObjectID="_1838053383" r:id="rId7"/>
         </w:object>
       </w:r>
     </w:p>
@@ -334,7 +334,7 @@
           <w:p>
             <w:pPr>
               <w:rPr>
-                <w:rFonts w:asciiTheme="minorBidi" w:hAnsiTheme="minorBidi" w:hint="cs"/>
+                <w:rFonts w:asciiTheme="minorBidi" w:hAnsiTheme="minorBidi"/>
                 <w:sz w:val="36"/>
                 <w:szCs w:val="36"/>
                 <w:cs/>
@@ -919,14 +919,20 @@
           <w:p>
             <w:pPr>
               <w:rPr>
-                <w:rFonts w:ascii="TH SarabunPSK" w:hAnsi="TH SarabunPSK" w:cs="TH SarabunPSK"/>
-                <w:b/>
-                <w:bCs/>
+                <w:rFonts w:ascii="TH SarabunPSK" w:hAnsi="TH SarabunPSK" w:cs="TH SarabunPSK" w:hint="cs"/>
                 <w:sz w:val="36"/>
                 <w:szCs w:val="36"/>
                 <w:cs/>
               </w:rPr>
             </w:pPr>
+            <w:r>
+              <w:rPr>
+                <w:rFonts w:ascii="TH SarabunPSK" w:hAnsi="TH SarabunPSK" w:cs="TH SarabunPSK"/>
+                <w:sz w:val="36"/>
+                <w:szCs w:val="36"/>
+              </w:rPr>
+              <w:t xml:space="preserve"/>
+            </w:r>
           </w:p>
         </w:tc>
       </w:tr>
@@ -1019,13 +1025,17 @@
     </w:tbl>
     <w:p>
       <w:pPr>
+        <w:tabs>
+          <w:tab w:val="left" w:pos="8436"/>
+          <w:tab w:val="right" w:pos="8789"/>
+        </w:tabs>
         <w:spacing w:line="480" w:lineRule="auto"/>
         <w:jc w:val="thaiDistribute"/>
         <w:rPr>
-          <w:rFonts w:ascii="TH SarabunPSK" w:hAnsi="TH SarabunPSK" w:cs="TH SarabunPSK"/>
-          <w:sz w:val="36"/>
-          <w:szCs w:val="36"/>
-          <w:u w:val="dotted"/>
+          <w:sz w:val="36"/>
+          <w:szCs w:val="36"/>
+          <w:u w:val="dotted"/>
+          <w:cs/>
         </w:rPr>
       </w:pPr>
       <w:r>
@@ -1036,7 +1046,7 @@
           <w:u w:val="dotted"/>
           <w:cs/>
         </w:rPr>
-        <w:t xml:space="preserve">เสนอ</w:t>
+        <w:t>เสนอ</w:t>
       </w:r>
       <w:r>
         <w:rPr>
@@ -1053,384 +1063,60 @@
           <w:szCs w:val="36"/>
           <w:u w:val="dotted"/>
           <w:cs/>
-        </w:rPr>
-        <w:tab/>
-      </w:r>
-      <w:r>
-        <w:rPr>
-          <w:sz w:val="36"/>
-          <w:szCs w:val="36"/>
-          <w:u w:val="dotted"/>
-          <w:cs/>
-        </w:rPr>
-        <w:tab/>
-      </w:r>
-      <w:r>
-        <w:rPr>
-          <w:sz w:val="36"/>
-          <w:szCs w:val="36"/>
-          <w:u w:val="dotted"/>
-          <w:cs/>
-        </w:rPr>
-        <w:tab/>
-      </w:r>
-      <w:r>
-        <w:rPr>
-          <w:sz w:val="36"/>
-          <w:szCs w:val="36"/>
-          <w:u w:val="dotted"/>
-          <w:cs/>
-        </w:rPr>
-        <w:tab/>
-      </w:r>
-      <w:r>
-        <w:rPr>
-          <w:sz w:val="36"/>
-          <w:szCs w:val="36"/>
-          <w:u w:val="dotted"/>
-          <w:cs/>
-        </w:rPr>
-        <w:tab/>
-      </w:r>
-      <w:r>
-        <w:rPr>
-          <w:sz w:val="36"/>
-          <w:szCs w:val="36"/>
-          <w:u w:val="dotted"/>
-          <w:cs/>
-        </w:rPr>
-        <w:tab/>
-      </w:r>
-      <w:r>
-        <w:rPr>
-          <w:sz w:val="36"/>
-          <w:szCs w:val="36"/>
-          <w:u w:val="dotted"/>
-          <w:cs/>
-        </w:rPr>
-        <w:tab/>
-      </w:r>
-      <w:r>
-        <w:rPr>
-          <w:sz w:val="36"/>
-          <w:szCs w:val="36"/>
-          <w:u w:val="dotted"/>
-          <w:cs/>
-        </w:rPr>
-        <w:tab/>
-      </w:r>
-      <w:r>
-        <w:rPr>
-          <w:sz w:val="36"/>
-          <w:szCs w:val="36"/>
-          <w:u w:val="dotted"/>
-          <w:cs/>
-        </w:rPr>
-        <w:tab/>
-      </w:r>
-      <w:r>
-        <w:rPr>
-          <w:sz w:val="36"/>
-          <w:szCs w:val="36"/>
-          <w:u w:val="dotted"/>
-          <w:cs/>
-        </w:rPr>
-        <w:tab/>
-      </w:r>
-      <w:r>
-        <w:rPr>
-          <w:sz w:val="36"/>
-          <w:szCs w:val="36"/>
-          <w:u w:val="dotted"/>
-          <w:cs/>
-        </w:rPr>
-        <w:tab/>
-      </w:r>
-      <w:r>
-        <w:rPr>
-          <w:sz w:val="36"/>
-          <w:szCs w:val="36"/>
-          <w:u w:val="dotted"/>
-          <w:cs/>
-        </w:rPr>
-        <w:tab/>
-      </w:r>
-      <w:r>
-        <w:rPr>
-          <w:rFonts w:ascii="TH SarabunPSK" w:hAnsi="TH SarabunPSK" w:cs="TH SarabunPSK"/>
-          <w:sz w:val="36"/>
-          <w:szCs w:val="36"/>
-          <w:u w:val="dotted"/>
-        </w:rPr>
-        <w:t xml:space="preserve">2025-03-12</w:t>
-      </w:r>
-      <w:r>
-        <w:rPr>
-          <w:rFonts w:ascii="TH SarabunPSK" w:hAnsi="TH SarabunPSK" w:cs="TH SarabunPSK"/>
-          <w:sz w:val="36"/>
-          <w:szCs w:val="36"/>
-          <w:u w:val="dotted"/>
-        </w:rPr>
-        <w:tab/>
-      </w:r>
-      <w:r>
-        <w:rPr>
-          <w:rFonts w:ascii="TH SarabunPSK" w:hAnsi="TH SarabunPSK" w:cs="TH SarabunPSK"/>
-          <w:sz w:val="36"/>
-          <w:szCs w:val="36"/>
-          <w:u w:val="dotted"/>
-        </w:rPr>
-        <w:t xml:space="preserve">ผู้ต้องหาใช้กำลังชกต่อยผู้เสียหายบริเวณหน้าร้านสะดวกซื้อ หลังเกิดการโต้เถียงเรื่องที่จอดรถ ส่งผลให้ผู้เสียหายได้รับบาดเจ็บที่ใบหน้าและลำตัว</w:t>
-      </w:r>
-      <w:r>
-        <w:rPr>
-          <w:rFonts w:ascii="TH SarabunPSK" w:hAnsi="TH SarabunPSK" w:cs="TH SarabunPSK"/>
-          <w:sz w:val="36"/>
-          <w:szCs w:val="36"/>
-          <w:u w:val="dotted"/>
-        </w:rPr>
-        <w:tab/>
-      </w:r>
-      <w:r>
-        <w:rPr>
-          <w:rFonts w:ascii="TH SarabunPSK" w:hAnsi="TH SarabunPSK" w:cs="TH SarabunPSK"/>
-          <w:sz w:val="36"/>
-          <w:szCs w:val="36"/>
-          <w:u w:val="dotted"/>
-        </w:rPr>
-        <w:tab/>
-      </w:r>
-      <w:r>
-        <w:rPr>
-          <w:rFonts w:ascii="TH SarabunPSK" w:hAnsi="TH SarabunPSK" w:cs="TH SarabunPSK"/>
-          <w:sz w:val="36"/>
-          <w:szCs w:val="36"/>
-          <w:u w:val="dotted"/>
-        </w:rPr>
-        <w:tab/>
-      </w:r>
-      <w:r>
-        <w:rPr>
-          <w:rFonts w:ascii="TH SarabunPSK" w:hAnsi="TH SarabunPSK" w:cs="TH SarabunPSK"/>
-          <w:sz w:val="36"/>
-          <w:szCs w:val="36"/>
-          <w:u w:val="dotted"/>
-        </w:rPr>
-        <w:tab/>
-      </w:r>
-      <w:r>
-        <w:rPr>
-          <w:rFonts w:ascii="TH SarabunPSK" w:hAnsi="TH SarabunPSK" w:cs="TH SarabunPSK"/>
-          <w:sz w:val="36"/>
-          <w:szCs w:val="36"/>
-          <w:u w:val="dotted"/>
-        </w:rPr>
-        <w:tab/>
-      </w:r>
-      <w:r>
-        <w:rPr>
-          <w:rFonts w:ascii="TH SarabunPSK" w:hAnsi="TH SarabunPSK" w:cs="TH SarabunPSK"/>
-          <w:sz w:val="36"/>
-          <w:szCs w:val="36"/>
-          <w:u w:val="dotted"/>
-        </w:rPr>
-        <w:tab/>
-      </w:r>
-      <w:r>
-        <w:rPr>
-          <w:rFonts w:ascii="TH SarabunPSK" w:hAnsi="TH SarabunPSK" w:cs="TH SarabunPSK"/>
-          <w:sz w:val="36"/>
-          <w:szCs w:val="36"/>
-          <w:u w:val="dotted"/>
-        </w:rPr>
-        <w:tab/>
-      </w:r>
-      <w:r>
-        <w:rPr>
-          <w:rFonts w:ascii="TH SarabunPSK" w:hAnsi="TH SarabunPSK" w:cs="TH SarabunPSK"/>
-          <w:sz w:val="36"/>
-          <w:szCs w:val="36"/>
-          <w:u w:val="dotted"/>
-        </w:rPr>
-        <w:t xml:space="preserve">ประมวลกฎหมายอาญา มาตรา 295 ฐานทำร้ายร่างกายผู้อื่นจนเป็นเหตุให้เกิดอันตรายแก่กาย</w:t>
-      </w:r>
-      <w:r>
-        <w:rPr>
-          <w:rFonts w:ascii="TH SarabunPSK" w:hAnsi="TH SarabunPSK" w:cs="TH SarabunPSK"/>
-          <w:sz w:val="36"/>
-          <w:szCs w:val="36"/>
-          <w:u w:val="dotted"/>
-        </w:rPr>
-        <w:tab/>
-      </w:r>
-      <w:r>
-        <w:rPr>
-          <w:rFonts w:ascii="TH SarabunPSK" w:hAnsi="TH SarabunPSK" w:cs="TH SarabunPSK"/>
-          <w:sz w:val="36"/>
-          <w:szCs w:val="36"/>
-          <w:u w:val="dotted"/>
-        </w:rPr>
-        <w:tab/>
-      </w:r>
-      <w:r>
-        <w:rPr>
-          <w:rFonts w:ascii="TH SarabunPSK" w:hAnsi="TH SarabunPSK" w:cs="TH SarabunPSK"/>
-          <w:sz w:val="36"/>
-          <w:szCs w:val="36"/>
-          <w:u w:val="dotted"/>
-        </w:rPr>
-        <w:tab/>
-      </w:r>
-      <w:r>
-        <w:rPr>
-          <w:rFonts w:ascii="TH SarabunPSK" w:hAnsi="TH SarabunPSK" w:cs="TH SarabunPSK"/>
-          <w:sz w:val="36"/>
-          <w:szCs w:val="36"/>
-          <w:u w:val="dotted"/>
-        </w:rPr>
-        <w:tab/>
-      </w:r>
-      <w:r>
-        <w:rPr>
-          <w:rFonts w:ascii="TH SarabunPSK" w:hAnsi="TH SarabunPSK" w:cs="TH SarabunPSK"/>
-          <w:sz w:val="36"/>
-          <w:szCs w:val="36"/>
-          <w:u w:val="dotted"/>
-        </w:rPr>
-        <w:tab/>
-      </w:r>
-      <w:r>
-        <w:rPr>
-          <w:rFonts w:ascii="TH SarabunPSK" w:hAnsi="TH SarabunPSK" w:cs="TH SarabunPSK"/>
-          <w:sz w:val="36"/>
-          <w:szCs w:val="36"/>
-          <w:u w:val="dotted"/>
-        </w:rPr>
-        <w:tab/>
-      </w:r>
-      <w:r>
-        <w:rPr>
-          <w:rFonts w:ascii="TH SarabunPSK" w:hAnsi="TH SarabunPSK" w:cs="TH SarabunPSK"/>
-          <w:sz w:val="36"/>
-          <w:szCs w:val="36"/>
-          <w:u w:val="dotted"/>
-        </w:rPr>
-        <w:tab/>
-      </w:r>
-      <w:r>
-        <w:rPr>
-          <w:rFonts w:ascii="TH SarabunPSK" w:hAnsi="TH SarabunPSK" w:cs="TH SarabunPSK"/>
-          <w:sz w:val="36"/>
-          <w:szCs w:val="36"/>
-          <w:u w:val="dotted"/>
-        </w:rPr>
-        <w:tab/>
-      </w:r>
-      <w:r>
-        <w:rPr>
-          <w:rFonts w:ascii="TH SarabunPSK" w:hAnsi="TH SarabunPSK" w:cs="TH SarabunPSK"/>
-          <w:sz w:val="36"/>
-          <w:szCs w:val="36"/>
-          <w:u w:val="dotted"/>
-        </w:rPr>
-        <w:tab/>
-      </w:r>
-      <w:r>
-        <w:rPr>
-          <w:rFonts w:ascii="TH SarabunPSK" w:hAnsi="TH SarabunPSK" w:cs="TH SarabunPSK"/>
-          <w:sz w:val="36"/>
-          <w:szCs w:val="36"/>
-          <w:u w:val="dotted"/>
-        </w:rPr>
-        <w:tab/>
-      </w:r>
-      <w:r>
-        <w:rPr>
-          <w:rFonts w:ascii="TH SarabunPSK" w:hAnsi="TH SarabunPSK" w:cs="TH SarabunPSK"/>
-          <w:sz w:val="36"/>
-          <w:szCs w:val="36"/>
-          <w:u w:val="dotted"/>
-        </w:rPr>
-        <w:t xml:space="preserve">เห็นควรสั่งฟ้อง เนื่องจากมีพยานบุคคลและภาพจากกล้องวงจรปิดยืนยันการกระทำผิด</w:t>
-      </w:r>
-      <w:r>
-        <w:rPr>
-          <w:rFonts w:ascii="TH SarabunPSK" w:hAnsi="TH SarabunPSK" w:cs="TH SarabunPSK"/>
-          <w:sz w:val="36"/>
-          <w:szCs w:val="36"/>
-          <w:u w:val="dotted"/>
-        </w:rPr>
-        <w:tab/>
-      </w:r>
-      <w:r>
-        <w:rPr>
-          <w:rFonts w:ascii="TH SarabunPSK" w:hAnsi="TH SarabunPSK" w:cs="TH SarabunPSK"/>
-          <w:sz w:val="36"/>
-          <w:szCs w:val="36"/>
-          <w:u w:val="dotted"/>
-        </w:rPr>
-        <w:tab/>
-      </w:r>
-      <w:r>
-        <w:rPr>
-          <w:rFonts w:ascii="TH SarabunPSK" w:hAnsi="TH SarabunPSK" w:cs="TH SarabunPSK"/>
-          <w:sz w:val="36"/>
-          <w:szCs w:val="36"/>
-          <w:u w:val="dotted"/>
-        </w:rPr>
-        <w:tab/>
-      </w:r>
-      <w:r>
-        <w:rPr>
-          <w:rFonts w:ascii="TH SarabunPSK" w:hAnsi="TH SarabunPSK" w:cs="TH SarabunPSK"/>
-          <w:sz w:val="36"/>
-          <w:szCs w:val="36"/>
-          <w:u w:val="dotted"/>
-        </w:rPr>
-        <w:tab/>
-      </w:r>
-      <w:r>
-        <w:rPr>
-          <w:rFonts w:ascii="TH SarabunPSK" w:hAnsi="TH SarabunPSK" w:cs="TH SarabunPSK"/>
-          <w:sz w:val="36"/>
-          <w:szCs w:val="36"/>
-          <w:u w:val="dotted"/>
-        </w:rPr>
-        <w:tab/>
-      </w:r>
-      <w:r>
-        <w:rPr>
-          <w:rFonts w:ascii="TH SarabunPSK" w:hAnsi="TH SarabunPSK" w:cs="TH SarabunPSK"/>
-          <w:sz w:val="36"/>
-          <w:szCs w:val="36"/>
-          <w:u w:val="dotted"/>
-        </w:rPr>
-        <w:tab/>
-      </w:r>
-      <w:r>
-        <w:rPr>
-          <w:rFonts w:ascii="TH SarabunPSK" w:hAnsi="TH SarabunPSK" w:cs="TH SarabunPSK"/>
-          <w:sz w:val="36"/>
-          <w:szCs w:val="36"/>
-          <w:u w:val="dotted"/>
-        </w:rPr>
-        <w:tab/>
-      </w:r>
-      <w:r>
-        <w:rPr>
-          <w:rFonts w:ascii="TH SarabunPSK" w:hAnsi="TH SarabunPSK" w:cs="TH SarabunPSK"/>
-          <w:sz w:val="36"/>
-          <w:szCs w:val="36"/>
-          <w:u w:val="dotted"/>
         </w:rPr>
         <w:tab/>
       </w:r>
     </w:p>
     <w:p>
       <w:pPr>
+        <w:tabs>
+          <w:tab w:val="right" w:pos="8789"/>
+        </w:tabs>
+        <w:spacing w:line="480" w:lineRule="auto"/>
+        <w:rPr>
+          <w:rFonts w:ascii="TH SarabunPSK" w:hAnsi="TH SarabunPSK" w:cs="TH SarabunPSK"/>
+          <w:sz w:val="36"/>
+          <w:szCs w:val="36"/>
+          <w:u w:val="dotted"/>
+        </w:rPr>
+      </w:pPr>
+      <w:r>
+        <w:rPr>
+          <w:rFonts w:ascii="TH SarabunPSK" w:hAnsi="TH SarabunPSK" w:cs="TH SarabunPSK"/>
+          <w:sz w:val="36"/>
+          <w:szCs w:val="36"/>
+          <w:u w:val="dotted"/>
+        </w:rPr>
+        <w:t xml:space="preserve">        </w:t>
+      </w:r>
+      <w:r>
+        <w:rPr>
+          <w:rFonts w:ascii="TH SarabunPSK" w:hAnsi="TH SarabunPSK" w:cs="TH SarabunPSK"/>
+          <w:sz w:val="36"/>
+          <w:szCs w:val="36"/>
+          <w:u w:val="dotted"/>
+        </w:rPr>
+        <w:t xml:space="preserve">วันที่15เดือนมีนาคมพ.ศ.2568</w:t>
+      </w:r>
+      <w:r>
+        <w:rPr>
+          <w:rFonts w:ascii="TH SarabunPSK" w:hAnsi="TH SarabunPSK" w:cs="TH SarabunPSK"/>
+          <w:sz w:val="36"/>
+          <w:szCs w:val="36"/>
+          <w:u w:val="dotted"/>
+        </w:rPr>
+        <w:tab/>
+      </w:r>
+    </w:p>
+    <w:p>
+      <w:pPr>
+        <w:tabs>
+          <w:tab w:val="right" w:pos="8789"/>
+        </w:tabs>
         <w:spacing w:line="480" w:lineRule="auto"/>
         <w:jc w:val="thaiDistribute"/>
         <w:rPr>
+          <w:rFonts w:ascii="TH SarabunPSK" w:hAnsi="TH SarabunPSK" w:cs="TH SarabunPSK"/>
           <w:sz w:val="36"/>
           <w:szCs w:val="36"/>
           <w:u w:val="dotted"/>
@@ -1438,7 +1124,183 @@
       </w:pPr>
       <w:r>
         <w:rPr>
-          <w:rFonts w:ascii="TH SarabunPSK" w:hAnsi="TH SarabunPSK" w:cs="TH SarabunPSK" w:hint="cs"/>
+          <w:rFonts w:ascii="TH SarabunPSK" w:hAnsi="TH SarabunPSK" w:cs="TH SarabunPSK"/>
+          <w:sz w:val="36"/>
+          <w:szCs w:val="36"/>
+          <w:u w:val="dotted"/>
+        </w:rPr>
+        <w:t xml:space="preserve">        </w:t>
+      </w:r>
+      <w:r>
+        <w:rPr>
+          <w:rFonts w:ascii="TH SarabunPSK" w:hAnsi="TH SarabunPSK" w:cs="TH SarabunPSK"/>
+          <w:sz w:val="36"/>
+          <w:szCs w:val="36"/>
+          <w:u w:val="dotted"/>
+        </w:rPr>
+        <w:t xml:space="preserve">ผู้เสียหายถูกทำร้ายภายในสถานบันเทิงหลังจากเกิดการกระทบกระทั่งเล็กน้อยเรื่องการเดินชนกัน ผู้ต้องหาใช้หมัดต่อยและเตะซ้ำหลายครั้งแม้ผู้เสียหายจะล้มลงแล้ว ส่งผลให้มีอาการบาดเจ็บที่ใบหน้า ฟกช้ำตามร่างกาย และซี่โครงร้าว มีพยานหลายคนเห็นเหตุการณ์และกล้องวงจรปิดสามารถบันทึกภาพได้ชัดเจน</w:t>
+      </w:r>
+      <w:r>
+        <w:rPr>
+          <w:rFonts w:ascii="TH SarabunPSK" w:hAnsi="TH SarabunPSK" w:cs="TH SarabunPSK"/>
+          <w:sz w:val="36"/>
+          <w:szCs w:val="36"/>
+          <w:u w:val="dotted"/>
+        </w:rPr>
+        <w:tab/>
+      </w:r>
+    </w:p>
+    <w:p>
+      <w:pPr>
+        <w:tabs>
+          <w:tab w:val="right" w:pos="8789"/>
+        </w:tabs>
+        <w:spacing w:line="480" w:lineRule="auto"/>
+        <w:jc w:val="thaiDistribute"/>
+        <w:rPr>
+          <w:rFonts w:ascii="TH SarabunPSK" w:hAnsi="TH SarabunPSK" w:cs="TH SarabunPSK"/>
+          <w:sz w:val="36"/>
+          <w:szCs w:val="36"/>
+          <w:u w:val="dotted"/>
+        </w:rPr>
+      </w:pPr>
+      <w:r>
+        <w:rPr>
+          <w:rFonts w:ascii="TH SarabunPSK" w:hAnsi="TH SarabunPSK" w:cs="TH SarabunPSK"/>
+          <w:sz w:val="36"/>
+          <w:szCs w:val="36"/>
+          <w:u w:val="dotted"/>
+        </w:rPr>
+        <w:tab/>
+      </w:r>
+    </w:p>
+    <w:p>
+      <w:pPr>
+        <w:tabs>
+          <w:tab w:val="right" w:pos="8789"/>
+        </w:tabs>
+        <w:spacing w:line="480" w:lineRule="auto"/>
+        <w:jc w:val="thaiDistribute"/>
+        <w:rPr>
+          <w:rFonts w:ascii="TH SarabunPSK" w:hAnsi="TH SarabunPSK" w:cs="TH SarabunPSK"/>
+          <w:sz w:val="36"/>
+          <w:szCs w:val="36"/>
+          <w:u w:val="dotted"/>
+        </w:rPr>
+      </w:pPr>
+      <w:r>
+        <w:rPr>
+          <w:rFonts w:ascii="TH SarabunPSK" w:hAnsi="TH SarabunPSK" w:cs="TH SarabunPSK"/>
+          <w:sz w:val="36"/>
+          <w:szCs w:val="36"/>
+          <w:u w:val="dotted"/>
+        </w:rPr>
+        <w:t xml:space="preserve">        </w:t>
+      </w:r>
+      <w:r>
+        <w:rPr>
+          <w:rFonts w:ascii="TH SarabunPSK" w:hAnsi="TH SarabunPSK" w:cs="TH SarabunPSK"/>
+          <w:sz w:val="36"/>
+          <w:szCs w:val="36"/>
+          <w:u w:val="dotted"/>
+        </w:rPr>
+        <w:t xml:space="preserve">ประมวลกฎหมายอาญา มาตรา 295</w:t>
+      </w:r>
+      <w:r>
+        <w:rPr>
+          <w:rFonts w:ascii="TH SarabunPSK" w:hAnsi="TH SarabunPSK" w:cs="TH SarabunPSK"/>
+          <w:sz w:val="36"/>
+          <w:szCs w:val="36"/>
+          <w:u w:val="dotted"/>
+        </w:rPr>
+        <w:tab/>
+      </w:r>
+    </w:p>
+    <w:p>
+      <w:pPr>
+        <w:tabs>
+          <w:tab w:val="right" w:pos="8789"/>
+        </w:tabs>
+        <w:spacing w:line="480" w:lineRule="auto"/>
+        <w:jc w:val="thaiDistribute"/>
+        <w:rPr>
+          <w:rFonts w:ascii="TH SarabunPSK" w:hAnsi="TH SarabunPSK" w:cs="TH SarabunPSK"/>
+          <w:sz w:val="36"/>
+          <w:szCs w:val="36"/>
+          <w:u w:val="dotted"/>
+        </w:rPr>
+      </w:pPr>
+      <w:r>
+        <w:rPr>
+          <w:rFonts w:ascii="TH SarabunPSK" w:hAnsi="TH SarabunPSK" w:cs="TH SarabunPSK"/>
+          <w:sz w:val="36"/>
+          <w:szCs w:val="36"/>
+          <w:u w:val="dotted"/>
+        </w:rPr>
+        <w:tab/>
+      </w:r>
+    </w:p>
+    <w:p>
+      <w:pPr>
+        <w:tabs>
+          <w:tab w:val="right" w:pos="8789"/>
+        </w:tabs>
+        <w:spacing w:line="480" w:lineRule="auto"/>
+        <w:jc w:val="thaiDistribute"/>
+        <w:rPr>
+          <w:rFonts w:ascii="TH SarabunPSK" w:hAnsi="TH SarabunPSK" w:cs="TH SarabunPSK"/>
+          <w:sz w:val="36"/>
+          <w:szCs w:val="36"/>
+          <w:u w:val="dotted"/>
+        </w:rPr>
+      </w:pPr>
+      <w:r>
+        <w:rPr>
+          <w:rFonts w:ascii="TH SarabunPSK" w:hAnsi="TH SarabunPSK" w:cs="TH SarabunPSK"/>
+          <w:sz w:val="36"/>
+          <w:szCs w:val="36"/>
+          <w:u w:val="dotted"/>
+        </w:rPr>
+        <w:lastRenderedPageBreak/>
+        <w:t xml:space="preserve">        </w:t>
+      </w:r>
+      <w:proofErr w:type="gramStart"/>
+      <w:r>
+        <w:rPr>
+          <w:rFonts w:ascii="TH SarabunPSK" w:hAnsi="TH SarabunPSK" w:cs="TH SarabunPSK"/>
+          <w:sz w:val="36"/>
+          <w:szCs w:val="36"/>
+          <w:u w:val="dotted"/>
+        </w:rPr>
+        <w:t xml:space="preserve">เห็นควรสั่งฟ้อง เนื่องจากพฤติการณ์รุนแรงและมีหลักฐานชัดเจน</w:t>
+      </w:r>
+      <w:r>
+        <w:rPr>
+          <w:rFonts w:ascii="TH SarabunPSK" w:hAnsi="TH SarabunPSK" w:cs="TH SarabunPSK"/>
+          <w:sz w:val="36"/>
+          <w:szCs w:val="36"/>
+          <w:u w:val="dotted"/>
+        </w:rPr>
+        <w:tab/>
+      </w:r>
+    </w:p>
+    <w:p>
+      <w:pPr>
+        <w:tabs>
+          <w:tab w:val="right" w:pos="8789"/>
+        </w:tabs>
+        <w:spacing w:line="480" w:lineRule="auto"/>
+        <w:jc w:val="thaiDistribute"/>
+        <w:rPr>
+          <w:rFonts w:ascii="TH SarabunPSK" w:hAnsi="TH SarabunPSK" w:cs="TH SarabunPSK"/>
+          <w:sz w:val="36"/>
+          <w:szCs w:val="36"/>
+          <w:u w:val="dotted"/>
+        </w:rPr>
+      </w:pPr>
+      <w:r>
+        <w:rPr>
+          <w:rFonts w:ascii="TH SarabunPSK" w:hAnsi="TH SarabunPSK" w:cs="TH SarabunPSK"/>
           <w:sz w:val="36"/>
           <w:szCs w:val="36"/>
           <w:u w:val="dotted"/>
@@ -1446,19 +1308,35 @@
         </w:rPr>
         <w:tab/>
       </w:r>
-      <w:r>
-        <w:rPr>
-          <w:rFonts w:ascii="TH SarabunPSK" w:hAnsi="TH SarabunPSK" w:cs="TH SarabunPSK" w:hint="cs"/>
+    </w:p>
+    <w:p>
+      <w:pPr>
+        <w:tabs>
+          <w:tab w:val="right" w:pos="8789"/>
+        </w:tabs>
+        <w:spacing w:line="480" w:lineRule="auto"/>
+        <w:jc w:val="thaiDistribute"/>
+        <w:rPr>
+          <w:rFonts w:ascii="TH SarabunPSK" w:hAnsi="TH SarabunPSK" w:cs="TH SarabunPSK"/>
           <w:sz w:val="36"/>
           <w:szCs w:val="36"/>
           <w:u w:val="dotted"/>
           <w:cs/>
         </w:rPr>
+      </w:pPr>
+      <w:r>
+        <w:rPr>
+          <w:rFonts w:ascii="TH SarabunPSK" w:hAnsi="TH SarabunPSK" w:cs="TH SarabunPSK"/>
+          <w:sz w:val="36"/>
+          <w:szCs w:val="36"/>
+          <w:u w:val="dotted"/>
+          <w:cs/>
+        </w:rPr>
         <w:tab/>
       </w:r>
       <w:r>
         <w:rPr>
-          <w:rFonts w:ascii="TH SarabunPSK" w:hAnsi="TH SarabunPSK" w:cs="TH SarabunPSK" w:hint="cs"/>
+          <w:rFonts w:ascii="TH SarabunPSK" w:hAnsi="TH SarabunPSK" w:cs="TH SarabunPSK"/>
           <w:sz w:val="36"/>
           <w:szCs w:val="36"/>
           <w:u w:val="dotted"/>
@@ -1468,7 +1346,7 @@
       </w:r>
       <w:r>
         <w:rPr>
-          <w:rFonts w:ascii="TH SarabunPSK" w:hAnsi="TH SarabunPSK" w:cs="TH SarabunPSK" w:hint="cs"/>
+          <w:rFonts w:ascii="TH SarabunPSK" w:hAnsi="TH SarabunPSK" w:cs="TH SarabunPSK"/>
           <w:sz w:val="36"/>
           <w:szCs w:val="36"/>
           <w:u w:val="dotted"/>
@@ -1478,7 +1356,7 @@
       </w:r>
       <w:r>
         <w:rPr>
-          <w:rFonts w:ascii="TH SarabunPSK" w:hAnsi="TH SarabunPSK" w:cs="TH SarabunPSK" w:hint="cs"/>
+          <w:rFonts w:ascii="TH SarabunPSK" w:hAnsi="TH SarabunPSK" w:cs="TH SarabunPSK"/>
           <w:sz w:val="36"/>
           <w:szCs w:val="36"/>
           <w:u w:val="dotted"/>
@@ -1488,7 +1366,7 @@
       </w:r>
       <w:r>
         <w:rPr>
-          <w:rFonts w:ascii="TH SarabunPSK" w:hAnsi="TH SarabunPSK" w:cs="TH SarabunPSK" w:hint="cs"/>
+          <w:rFonts w:ascii="TH SarabunPSK" w:hAnsi="TH SarabunPSK" w:cs="TH SarabunPSK"/>
           <w:sz w:val="36"/>
           <w:szCs w:val="36"/>
           <w:u w:val="dotted"/>
@@ -1498,7 +1376,7 @@
       </w:r>
       <w:r>
         <w:rPr>
-          <w:rFonts w:ascii="TH SarabunPSK" w:hAnsi="TH SarabunPSK" w:cs="TH SarabunPSK" w:hint="cs"/>
+          <w:rFonts w:ascii="TH SarabunPSK" w:hAnsi="TH SarabunPSK" w:cs="TH SarabunPSK"/>
           <w:sz w:val="36"/>
           <w:szCs w:val="36"/>
           <w:u w:val="dotted"/>
@@ -1508,7 +1386,7 @@
       </w:r>
       <w:r>
         <w:rPr>
-          <w:rFonts w:ascii="TH SarabunPSK" w:hAnsi="TH SarabunPSK" w:cs="TH SarabunPSK" w:hint="cs"/>
+          <w:rFonts w:ascii="TH SarabunPSK" w:hAnsi="TH SarabunPSK" w:cs="TH SarabunPSK"/>
           <w:sz w:val="36"/>
           <w:szCs w:val="36"/>
           <w:u w:val="dotted"/>
@@ -1518,7 +1396,7 @@
       </w:r>
       <w:r>
         <w:rPr>
-          <w:rFonts w:ascii="TH SarabunPSK" w:hAnsi="TH SarabunPSK" w:cs="TH SarabunPSK" w:hint="cs"/>
+          <w:rFonts w:ascii="TH SarabunPSK" w:hAnsi="TH SarabunPSK" w:cs="TH SarabunPSK"/>
           <w:sz w:val="36"/>
           <w:szCs w:val="36"/>
           <w:u w:val="dotted"/>
@@ -1528,7 +1406,7 @@
       </w:r>
       <w:r>
         <w:rPr>
-          <w:rFonts w:ascii="TH SarabunPSK" w:hAnsi="TH SarabunPSK" w:cs="TH SarabunPSK" w:hint="cs"/>
+          <w:rFonts w:ascii="TH SarabunPSK" w:hAnsi="TH SarabunPSK" w:cs="TH SarabunPSK"/>
           <w:sz w:val="36"/>
           <w:szCs w:val="36"/>
           <w:u w:val="dotted"/>
@@ -1538,7 +1416,7 @@
       </w:r>
       <w:r>
         <w:rPr>
-          <w:rFonts w:ascii="TH SarabunPSK" w:hAnsi="TH SarabunPSK" w:cs="TH SarabunPSK" w:hint="cs"/>
+          <w:rFonts w:ascii="TH SarabunPSK" w:hAnsi="TH SarabunPSK" w:cs="TH SarabunPSK"/>
           <w:sz w:val="36"/>
           <w:szCs w:val="36"/>
           <w:u w:val="dotted"/>
@@ -1548,7 +1426,7 @@
       </w:r>
       <w:r>
         <w:rPr>
-          <w:rFonts w:ascii="TH SarabunPSK" w:hAnsi="TH SarabunPSK" w:cs="TH SarabunPSK" w:hint="cs"/>
+          <w:rFonts w:ascii="TH SarabunPSK" w:hAnsi="TH SarabunPSK" w:cs="TH SarabunPSK"/>
           <w:sz w:val="36"/>
           <w:szCs w:val="36"/>
           <w:u w:val="dotted"/>
@@ -1558,7 +1436,7 @@
       </w:r>
       <w:r>
         <w:rPr>
-          <w:rFonts w:ascii="TH SarabunPSK" w:hAnsi="TH SarabunPSK" w:cs="TH SarabunPSK" w:hint="cs"/>
+          <w:rFonts w:ascii="TH SarabunPSK" w:hAnsi="TH SarabunPSK" w:cs="TH SarabunPSK"/>
           <w:sz w:val="36"/>
           <w:szCs w:val="36"/>
           <w:u w:val="dotted"/>
@@ -1568,17 +1446,18 @@
       </w:r>
       <w:r>
         <w:rPr>
-          <w:rFonts w:ascii="TH SarabunPSK" w:hAnsi="TH SarabunPSK" w:cs="TH SarabunPSK" w:hint="cs"/>
+          <w:rFonts w:ascii="TH SarabunPSK" w:hAnsi="TH SarabunPSK" w:cs="TH SarabunPSK"/>
           <w:sz w:val="36"/>
           <w:szCs w:val="36"/>
           <w:u w:val="dotted"/>
           <w:cs/>
         </w:rPr>
+        <w:lastRenderedPageBreak/>
         <w:tab/>
       </w:r>
       <w:r>
         <w:rPr>
-          <w:rFonts w:ascii="TH SarabunPSK" w:hAnsi="TH SarabunPSK" w:cs="TH SarabunPSK" w:hint="cs"/>
+          <w:rFonts w:ascii="TH SarabunPSK" w:hAnsi="TH SarabunPSK" w:cs="TH SarabunPSK"/>
           <w:sz w:val="36"/>
           <w:szCs w:val="36"/>
           <w:u w:val="dotted"/>
@@ -1588,216 +1467,7 @@
       </w:r>
       <w:r>
         <w:rPr>
-          <w:rFonts w:ascii="TH SarabunPSK" w:hAnsi="TH SarabunPSK" w:cs="TH SarabunPSK" w:hint="cs"/>
-          <w:sz w:val="36"/>
-          <w:szCs w:val="36"/>
-          <w:u w:val="dotted"/>
-          <w:cs/>
-        </w:rPr>
-        <w:tab/>
-      </w:r>
-      <w:r>
-        <w:rPr>
-          <w:rFonts w:ascii="TH SarabunPSK" w:hAnsi="TH SarabunPSK" w:cs="TH SarabunPSK" w:hint="cs"/>
-          <w:sz w:val="36"/>
-          <w:szCs w:val="36"/>
-          <w:u w:val="dotted"/>
-          <w:cs/>
-        </w:rPr>
-        <w:tab/>
-      </w:r>
-      <w:r>
-        <w:rPr>
-          <w:rFonts w:ascii="TH SarabunPSK" w:hAnsi="TH SarabunPSK" w:cs="TH SarabunPSK" w:hint="cs"/>
-          <w:sz w:val="36"/>
-          <w:szCs w:val="36"/>
-          <w:u w:val="dotted"/>
-          <w:cs/>
-        </w:rPr>
-        <w:tab/>
-      </w:r>
-      <w:r>
-        <w:rPr>
-          <w:rFonts w:ascii="TH SarabunPSK" w:hAnsi="TH SarabunPSK" w:cs="TH SarabunPSK" w:hint="cs"/>
-          <w:sz w:val="36"/>
-          <w:szCs w:val="36"/>
-          <w:u w:val="dotted"/>
-          <w:cs/>
-        </w:rPr>
-        <w:tab/>
-      </w:r>
-      <w:r>
-        <w:rPr>
-          <w:rFonts w:ascii="TH SarabunPSK" w:hAnsi="TH SarabunPSK" w:cs="TH SarabunPSK" w:hint="cs"/>
-          <w:sz w:val="36"/>
-          <w:szCs w:val="36"/>
-          <w:u w:val="dotted"/>
-          <w:cs/>
-        </w:rPr>
-        <w:tab/>
-      </w:r>
-      <w:r>
-        <w:rPr>
-          <w:rFonts w:ascii="TH SarabunPSK" w:hAnsi="TH SarabunPSK" w:cs="TH SarabunPSK" w:hint="cs"/>
-          <w:sz w:val="36"/>
-          <w:szCs w:val="36"/>
-          <w:u w:val="dotted"/>
-          <w:cs/>
-        </w:rPr>
-        <w:tab/>
-      </w:r>
-      <w:r>
-        <w:rPr>
-          <w:rFonts w:ascii="TH SarabunPSK" w:hAnsi="TH SarabunPSK" w:cs="TH SarabunPSK" w:hint="cs"/>
-          <w:sz w:val="36"/>
-          <w:szCs w:val="36"/>
-          <w:u w:val="dotted"/>
-          <w:cs/>
-        </w:rPr>
-        <w:tab/>
-      </w:r>
-      <w:r>
-        <w:rPr>
-          <w:rFonts w:ascii="TH SarabunPSK" w:hAnsi="TH SarabunPSK" w:cs="TH SarabunPSK" w:hint="cs"/>
-          <w:sz w:val="36"/>
-          <w:szCs w:val="36"/>
-          <w:u w:val="dotted"/>
-        </w:rPr>
-        <w:t xml:space="preserve"> </w:t>
-      </w:r>
-      <w:r>
-        <w:rPr>
-          <w:rFonts w:ascii="TH SarabunPSK" w:hAnsi="TH SarabunPSK" w:cs="TH SarabunPSK" w:hint="cs"/>
-          <w:sz w:val="36"/>
-          <w:szCs w:val="36"/>
-          <w:u w:val="dotted"/>
-          <w:cs/>
-        </w:rPr>
-        <w:tab/>
-      </w:r>
-      <w:r>
-        <w:rPr>
-          <w:rFonts w:ascii="TH SarabunPSK" w:hAnsi="TH SarabunPSK" w:cs="TH SarabunPSK" w:hint="cs"/>
-          <w:sz w:val="36"/>
-          <w:szCs w:val="36"/>
-          <w:u w:val="dotted"/>
-          <w:cs/>
-        </w:rPr>
-        <w:tab/>
-      </w:r>
-      <w:r>
-        <w:rPr>
-          <w:rFonts w:ascii="TH SarabunPSK" w:hAnsi="TH SarabunPSK" w:cs="TH SarabunPSK" w:hint="cs"/>
-          <w:sz w:val="36"/>
-          <w:szCs w:val="36"/>
-          <w:u w:val="dotted"/>
-          <w:cs/>
-        </w:rPr>
-        <w:tab/>
-      </w:r>
-      <w:r>
-        <w:rPr>
-          <w:rFonts w:ascii="TH SarabunPSK" w:hAnsi="TH SarabunPSK" w:cs="TH SarabunPSK" w:hint="cs"/>
-          <w:sz w:val="36"/>
-          <w:szCs w:val="36"/>
-          <w:u w:val="dotted"/>
-          <w:cs/>
-        </w:rPr>
-        <w:tab/>
-      </w:r>
-      <w:r>
-        <w:rPr>
-          <w:rFonts w:ascii="TH SarabunPSK" w:hAnsi="TH SarabunPSK" w:cs="TH SarabunPSK" w:hint="cs"/>
-          <w:sz w:val="36"/>
-          <w:szCs w:val="36"/>
-          <w:u w:val="dotted"/>
-          <w:cs/>
-        </w:rPr>
-        <w:tab/>
-      </w:r>
-      <w:r>
-        <w:rPr>
-          <w:rFonts w:ascii="TH SarabunPSK" w:hAnsi="TH SarabunPSK" w:cs="TH SarabunPSK" w:hint="cs"/>
-          <w:sz w:val="36"/>
-          <w:szCs w:val="36"/>
-          <w:u w:val="dotted"/>
-          <w:cs/>
-        </w:rPr>
-        <w:tab/>
-      </w:r>
-      <w:r>
-        <w:rPr>
-          <w:rFonts w:ascii="TH SarabunPSK" w:hAnsi="TH SarabunPSK" w:cs="TH SarabunPSK" w:hint="cs"/>
-          <w:sz w:val="36"/>
-          <w:szCs w:val="36"/>
-          <w:u w:val="dotted"/>
-          <w:cs/>
-        </w:rPr>
-        <w:tab/>
-      </w:r>
-      <w:r>
-        <w:rPr>
-          <w:rFonts w:ascii="TH SarabunPSK" w:hAnsi="TH SarabunPSK" w:cs="TH SarabunPSK" w:hint="cs"/>
-          <w:sz w:val="36"/>
-          <w:szCs w:val="36"/>
-          <w:u w:val="dotted"/>
-          <w:cs/>
-        </w:rPr>
-        <w:tab/>
-      </w:r>
-      <w:r>
-        <w:rPr>
-          <w:rFonts w:ascii="TH SarabunPSK" w:hAnsi="TH SarabunPSK" w:cs="TH SarabunPSK" w:hint="cs"/>
-          <w:sz w:val="36"/>
-          <w:szCs w:val="36"/>
-          <w:u w:val="dotted"/>
-          <w:cs/>
-        </w:rPr>
-        <w:tab/>
-      </w:r>
-      <w:r>
-        <w:rPr>
-          <w:rFonts w:ascii="TH SarabunPSK" w:hAnsi="TH SarabunPSK" w:cs="TH SarabunPSK" w:hint="cs"/>
-          <w:sz w:val="36"/>
-          <w:szCs w:val="36"/>
-          <w:u w:val="dotted"/>
-          <w:cs/>
-        </w:rPr>
-        <w:tab/>
-      </w:r>
-      <w:r>
-        <w:rPr>
-          <w:rFonts w:ascii="TH SarabunPSK" w:hAnsi="TH SarabunPSK" w:cs="TH SarabunPSK" w:hint="cs"/>
-          <w:sz w:val="36"/>
-          <w:szCs w:val="36"/>
-          <w:u w:val="dotted"/>
-          <w:cs/>
-        </w:rPr>
-        <w:tab/>
-      </w:r>
-      <w:r>
-        <w:rPr>
-          <w:rFonts w:ascii="TH SarabunPSK" w:hAnsi="TH SarabunPSK" w:cs="TH SarabunPSK" w:hint="cs"/>
-          <w:sz w:val="36"/>
-          <w:szCs w:val="36"/>
-          <w:u w:val="dotted"/>
-          <w:cs/>
-        </w:rPr>
-        <w:tab/>
-      </w:r>
-      <w:r>
-        <w:rPr>
-          <w:rFonts w:ascii="TH SarabunPSK" w:hAnsi="TH SarabunPSK" w:cs="TH SarabunPSK" w:hint="cs"/>
-          <w:sz w:val="36"/>
-          <w:szCs w:val="36"/>
-          <w:u w:val="dotted"/>
-          <w:cs/>
-        </w:rPr>
-        <w:tab/>
-      </w:r>
-      <w:r>
-        <w:rPr>
-          <w:rFonts w:ascii="TH SarabunPSK" w:hAnsi="TH SarabunPSK" w:cs="TH SarabunPSK" w:hint="cs"/>
+          <w:rFonts w:ascii="TH SarabunPSK" w:hAnsi="TH SarabunPSK" w:cs="TH SarabunPSK"/>
           <w:sz w:val="36"/>
           <w:szCs w:val="36"/>
           <w:u w:val="dotted"/>
